--- a/Docs/WICE_Abstract_KSHEMANKHARI_Updated.docx
+++ b/Docs/WICE_Abstract_KSHEMANKHARI_Updated.docx
@@ -1,6 +1,6 @@
 
 <file path=word/document.xml><?xml version="1.0" encoding="utf-8"?>
-<w:document xmlns:wpc="http://schemas.microsoft.com/office/word/2010/wordprocessingCanvas" xmlns:cx="http://schemas.microsoft.com/office/drawing/2014/chartex" xmlns:cx1="http://schemas.microsoft.com/office/drawing/2015/9/8/chartex" xmlns:cx2="http://schemas.microsoft.com/office/drawing/2015/10/21/chartex" xmlns:cx3="http://schemas.microsoft.com/office/drawing/2016/5/9/chartex" xmlns:cx4="http://schemas.microsoft.com/office/drawing/2016/5/10/chartex" xmlns:cx5="http://schemas.microsoft.com/office/drawing/2016/5/11/chartex" xmlns:cx6="http://schemas.microsoft.com/office/drawing/2016/5/12/chartex" xmlns:cx7="http://schemas.microsoft.com/office/drawing/2016/5/13/chartex" xmlns:cx8="http://schemas.microsoft.com/office/drawing/2016/5/14/chartex" xmlns:mc="http://schemas.openxmlformats.org/markup-compatibility/2006" xmlns:aink="http://schemas.microsoft.com/office/drawing/2016/ink" xmlns:am3d="http://schemas.microsoft.com/office/drawing/2017/model3d" xmlns:o="urn:schemas-microsoft-com:office:office" xmlns:oel="http://schemas.microsoft.com/office/2019/extlst" xmlns:r="http://schemas.openxmlformats.org/officeDocument/2006/relationships" xmlns:m="http://schemas.openxmlformats.org/officeDocument/2006/math" xmlns:v="urn:schemas-microsoft-com:vml" xmlns:wp14="http://schemas.microsoft.com/office/word/2010/wordprocessingDrawing" xmlns:wp="http://schemas.openxmlformats.org/drawingml/2006/wordprocessingDrawing" xmlns:w10="urn:schemas-microsoft-com:office:word" xmlns:w="http://schemas.openxmlformats.org/wordprocessingml/2006/main" xmlns:w14="http://schemas.microsoft.com/office/word/2010/wordml" xmlns:w15="http://schemas.microsoft.com/office/word/2012/wordml" xmlns:w16cei="http://schemas.microsoft.com/office/word/2026/wordml/cei" xmlns:w16cex="http://schemas.microsoft.com/office/word/2018/wordml/cex" xmlns:w16cid="http://schemas.microsoft.com/office/word/2016/wordml/cid" xmlns:w16="http://schemas.microsoft.com/office/word/2018/wordml" xmlns:w16du="http://schemas.microsoft.com/office/word/2023/wordml/word16du" xmlns:w16sdtdh="http://schemas.microsoft.com/office/word/2020/wordml/sdtdatahash" xmlns:w16sdtfl="http://schemas.microsoft.com/office/word/2024/wordml/sdtformatlock" xmlns:w16se="http://schemas.microsoft.com/office/word/2015/wordml/symex" xmlns:wpg="http://schemas.microsoft.com/office/word/2010/wordprocessingGroup" xmlns:wpi="http://schemas.microsoft.com/office/word/2010/wordprocessingInk" xmlns:wne="http://schemas.microsoft.com/office/word/2006/wordml" xmlns:wps="http://schemas.microsoft.com/office/word/2010/wordprocessingShape" mc:Ignorable="w14 w15 w16se w16cid w16 w16cex w16sdtdh w16sdtfl w16du wp14">
+<w:document xmlns:wpc="http://schemas.microsoft.com/office/word/2010/wordprocessingCanvas" xmlns:cx="http://schemas.microsoft.com/office/drawing/2014/chartex" xmlns:cx1="http://schemas.microsoft.com/office/drawing/2015/9/8/chartex" xmlns:cx2="http://schemas.microsoft.com/office/drawing/2015/10/21/chartex" xmlns:cx3="http://schemas.microsoft.com/office/drawing/2016/5/9/chartex" xmlns:cx4="http://schemas.microsoft.com/office/drawing/2016/5/10/chartex" xmlns:cx5="http://schemas.microsoft.com/office/drawing/2016/5/11/chartex" xmlns:cx6="http://schemas.microsoft.com/office/drawing/2016/5/12/chartex" xmlns:cx7="http://schemas.microsoft.com/office/drawing/2016/5/13/chartex" xmlns:cx8="http://schemas.microsoft.com/office/drawing/2016/5/14/chartex" xmlns:mc="http://schemas.openxmlformats.org/markup-compatibility/2006" xmlns:aink="http://schemas.microsoft.com/office/drawing/2016/ink" xmlns:am3d="http://schemas.microsoft.com/office/drawing/2017/model3d" xmlns:o="urn:schemas-microsoft-com:office:office" xmlns:oel="http://schemas.microsoft.com/office/2019/extlst" xmlns:r="http://schemas.openxmlformats.org/officeDocument/2006/relationships" xmlns:m="http://schemas.openxmlformats.org/officeDocument/2006/math" xmlns:v="urn:schemas-microsoft-com:vml" xmlns:wp14="http://schemas.microsoft.com/office/word/2010/wordprocessingDrawing" xmlns:wp="http://schemas.openxmlformats.org/drawingml/2006/wordprocessingDrawing" xmlns:w10="urn:schemas-microsoft-com:office:word" xmlns:w="http://schemas.openxmlformats.org/wordprocessingml/2006/main" xmlns:w14="http://schemas.microsoft.com/office/word/2010/wordml" xmlns:w15="http://schemas.microsoft.com/office/word/2012/wordml" xmlns:w16cex="http://schemas.microsoft.com/office/word/2018/wordml/cex" xmlns:w16cid="http://schemas.microsoft.com/office/word/2016/wordml/cid" xmlns:w16="http://schemas.microsoft.com/office/word/2018/wordml" xmlns:w16du="http://schemas.microsoft.com/office/word/2023/wordml/word16du" xmlns:w16sdtdh="http://schemas.microsoft.com/office/word/2020/wordml/sdtdatahash" xmlns:w16sdtfl="http://schemas.microsoft.com/office/word/2024/wordml/sdtformatlock" xmlns:w16se="http://schemas.microsoft.com/office/word/2015/wordml/symex" xmlns:wpg="http://schemas.microsoft.com/office/word/2010/wordprocessingGroup" xmlns:wpi="http://schemas.microsoft.com/office/word/2010/wordprocessingInk" xmlns:wne="http://schemas.microsoft.com/office/word/2006/wordml" xmlns:wps="http://schemas.microsoft.com/office/word/2010/wordprocessingShape" mc:Ignorable="w14 w15 w16se w16cid w16 w16cex w16sdtdh w16sdtfl w16du wp14">
   <w:body>
     <w:tbl>
       <w:tblPr>
@@ -208,7 +208,7 @@
                 <w:szCs w:val="24"/>
               </w:rPr>
               <w:drawing>
-                <wp:inline distT="0" distB="0" distL="0" distR="0" wp14:anchorId="6EC717C3" wp14:editId="50A5A3F0">
+                <wp:inline distT="0" distB="0" distL="0" distR="0" wp14:anchorId="6EC717C3" wp14:editId="3DE7907F">
                   <wp:extent cx="1548245" cy="1603074"/>
                   <wp:effectExtent l="0" t="0" r="1270" b="0"/>
                   <wp:docPr id="2" name="Picture 2"/>
@@ -276,14 +276,12 @@
               </w:rPr>
               <w:t xml:space="preserve">and patients often face difficulty managing their medications and monitoring their own health on a daily basis, which can lead to missed doses or unnoticed health issues. This also places </w:t>
             </w:r>
-            <w:proofErr w:type="gramStart"/>
-            <w:r>
-              <w:rPr>
-                <w:szCs w:val="24"/>
-              </w:rPr>
-              <w:t>a  significant</w:t>
-            </w:r>
-            <w:proofErr w:type="gramEnd"/>
+            <w:r>
+              <w:rPr>
+                <w:szCs w:val="24"/>
+              </w:rPr>
+              <w:t>a significant</w:t>
+            </w:r>
             <w:r>
               <w:rPr>
                 <w:szCs w:val="24"/>
@@ -419,8 +417,28 @@
               <w:rPr>
                 <w:szCs w:val="24"/>
               </w:rPr>
-              <w:t>Conclusion:</w:t>
-            </w:r>
+              <w:t>Conclusion</w:t>
+            </w:r>
+            <w:r>
+              <w:rPr>
+                <w:szCs w:val="24"/>
+              </w:rPr>
+              <w:t>: We</w:t>
+            </w:r>
+            <w:r>
+              <w:rPr>
+                <w:szCs w:val="24"/>
+              </w:rPr>
+              <w:t xml:space="preserve"> tested </w:t>
+            </w:r>
+            <w:proofErr w:type="spellStart"/>
+            <w:r>
+              <w:rPr>
+                <w:szCs w:val="24"/>
+              </w:rPr>
+              <w:t>CareCompanion</w:t>
+            </w:r>
+            <w:proofErr w:type="spellEnd"/>
             <w:r>
               <w:rPr>
                 <w:szCs w:val="24"/>
@@ -431,44 +449,20 @@
               <w:rPr>
                 <w:szCs w:val="24"/>
               </w:rPr>
-              <w:t xml:space="preserve"> We tested </w:t>
-            </w:r>
-            <w:proofErr w:type="spellStart"/>
-            <w:r>
-              <w:rPr>
-                <w:szCs w:val="24"/>
-              </w:rPr>
-              <w:t>CareCompanion</w:t>
-            </w:r>
-            <w:proofErr w:type="spellEnd"/>
-            <w:r>
-              <w:rPr>
-                <w:szCs w:val="24"/>
-              </w:rPr>
-              <w:t xml:space="preserve"> </w:t>
-            </w:r>
-            <w:proofErr w:type="gramStart"/>
-            <w:r>
-              <w:rPr>
-                <w:szCs w:val="24"/>
-              </w:rPr>
-              <w:t>with  an</w:t>
-            </w:r>
-            <w:proofErr w:type="gramEnd"/>
+              <w:t>with an</w:t>
+            </w:r>
             <w:r>
               <w:rPr>
                 <w:szCs w:val="24"/>
               </w:rPr>
               <w:t xml:space="preserve"> elderly person and got good results. The heart rate monitor worked correctly and the buzzer was loud enough to hear. The person said they liked the medicine </w:t>
             </w:r>
-            <w:proofErr w:type="gramStart"/>
-            <w:r>
-              <w:rPr>
-                <w:szCs w:val="24"/>
-              </w:rPr>
-              <w:t>reminders,</w:t>
-            </w:r>
-            <w:proofErr w:type="gramEnd"/>
+            <w:r>
+              <w:rPr>
+                <w:szCs w:val="24"/>
+              </w:rPr>
+              <w:t>reminders;</w:t>
+            </w:r>
             <w:r>
               <w:rPr>
                 <w:szCs w:val="24"/>
@@ -886,7 +880,7 @@
 </file>
 
 <file path=word/endnotes.xml><?xml version="1.0" encoding="utf-8"?>
-<w:endnotes xmlns:wpc="http://schemas.microsoft.com/office/word/2010/wordprocessingCanvas" xmlns:cx="http://schemas.microsoft.com/office/drawing/2014/chartex" xmlns:cx1="http://schemas.microsoft.com/office/drawing/2015/9/8/chartex" xmlns:cx2="http://schemas.microsoft.com/office/drawing/2015/10/21/chartex" xmlns:cx3="http://schemas.microsoft.com/office/drawing/2016/5/9/chartex" xmlns:cx4="http://schemas.microsoft.com/office/drawing/2016/5/10/chartex" xmlns:cx5="http://schemas.microsoft.com/office/drawing/2016/5/11/chartex" xmlns:cx6="http://schemas.microsoft.com/office/drawing/2016/5/12/chartex" xmlns:cx7="http://schemas.microsoft.com/office/drawing/2016/5/13/chartex" xmlns:cx8="http://schemas.microsoft.com/office/drawing/2016/5/14/chartex" xmlns:mc="http://schemas.openxmlformats.org/markup-compatibility/2006" xmlns:aink="http://schemas.microsoft.com/office/drawing/2016/ink" xmlns:am3d="http://schemas.microsoft.com/office/drawing/2017/model3d" xmlns:o="urn:schemas-microsoft-com:office:office" xmlns:oel="http://schemas.microsoft.com/office/2019/extlst" xmlns:r="http://schemas.openxmlformats.org/officeDocument/2006/relationships" xmlns:m="http://schemas.openxmlformats.org/officeDocument/2006/math" xmlns:v="urn:schemas-microsoft-com:vml" xmlns:wp14="http://schemas.microsoft.com/office/word/2010/wordprocessingDrawing" xmlns:wp="http://schemas.openxmlformats.org/drawingml/2006/wordprocessingDrawing" xmlns:w10="urn:schemas-microsoft-com:office:word" xmlns:w="http://schemas.openxmlformats.org/wordprocessingml/2006/main" xmlns:w14="http://schemas.microsoft.com/office/word/2010/wordml" xmlns:w15="http://schemas.microsoft.com/office/word/2012/wordml" xmlns:w16cei="http://schemas.microsoft.com/office/word/2026/wordml/cei" xmlns:w16cex="http://schemas.microsoft.com/office/word/2018/wordml/cex" xmlns:w16cid="http://schemas.microsoft.com/office/word/2016/wordml/cid" xmlns:w16="http://schemas.microsoft.com/office/word/2018/wordml" xmlns:w16du="http://schemas.microsoft.com/office/word/2023/wordml/word16du" xmlns:w16sdtdh="http://schemas.microsoft.com/office/word/2020/wordml/sdtdatahash" xmlns:w16sdtfl="http://schemas.microsoft.com/office/word/2024/wordml/sdtformatlock" xmlns:w16se="http://schemas.microsoft.com/office/word/2015/wordml/symex" xmlns:wpg="http://schemas.microsoft.com/office/word/2010/wordprocessingGroup" xmlns:wpi="http://schemas.microsoft.com/office/word/2010/wordprocessingInk" xmlns:wne="http://schemas.microsoft.com/office/word/2006/wordml" xmlns:wps="http://schemas.microsoft.com/office/word/2010/wordprocessingShape" mc:Ignorable="w14 w15 w16se w16cid w16 w16cex w16sdtdh w16sdtfl w16du wp14">
+<w:endnotes xmlns:wpc="http://schemas.microsoft.com/office/word/2010/wordprocessingCanvas" xmlns:cx="http://schemas.microsoft.com/office/drawing/2014/chartex" xmlns:cx1="http://schemas.microsoft.com/office/drawing/2015/9/8/chartex" xmlns:cx2="http://schemas.microsoft.com/office/drawing/2015/10/21/chartex" xmlns:cx3="http://schemas.microsoft.com/office/drawing/2016/5/9/chartex" xmlns:cx4="http://schemas.microsoft.com/office/drawing/2016/5/10/chartex" xmlns:cx5="http://schemas.microsoft.com/office/drawing/2016/5/11/chartex" xmlns:cx6="http://schemas.microsoft.com/office/drawing/2016/5/12/chartex" xmlns:cx7="http://schemas.microsoft.com/office/drawing/2016/5/13/chartex" xmlns:cx8="http://schemas.microsoft.com/office/drawing/2016/5/14/chartex" xmlns:mc="http://schemas.openxmlformats.org/markup-compatibility/2006" xmlns:aink="http://schemas.microsoft.com/office/drawing/2016/ink" xmlns:am3d="http://schemas.microsoft.com/office/drawing/2017/model3d" xmlns:o="urn:schemas-microsoft-com:office:office" xmlns:oel="http://schemas.microsoft.com/office/2019/extlst" xmlns:r="http://schemas.openxmlformats.org/officeDocument/2006/relationships" xmlns:m="http://schemas.openxmlformats.org/officeDocument/2006/math" xmlns:v="urn:schemas-microsoft-com:vml" xmlns:wp14="http://schemas.microsoft.com/office/word/2010/wordprocessingDrawing" xmlns:wp="http://schemas.openxmlformats.org/drawingml/2006/wordprocessingDrawing" xmlns:w10="urn:schemas-microsoft-com:office:word" xmlns:w="http://schemas.openxmlformats.org/wordprocessingml/2006/main" xmlns:w14="http://schemas.microsoft.com/office/word/2010/wordml" xmlns:w15="http://schemas.microsoft.com/office/word/2012/wordml" xmlns:w16cex="http://schemas.microsoft.com/office/word/2018/wordml/cex" xmlns:w16cid="http://schemas.microsoft.com/office/word/2016/wordml/cid" xmlns:w16="http://schemas.microsoft.com/office/word/2018/wordml" xmlns:w16du="http://schemas.microsoft.com/office/word/2023/wordml/word16du" xmlns:w16sdtdh="http://schemas.microsoft.com/office/word/2020/wordml/sdtdatahash" xmlns:w16sdtfl="http://schemas.microsoft.com/office/word/2024/wordml/sdtformatlock" xmlns:w16se="http://schemas.microsoft.com/office/word/2015/wordml/symex" xmlns:wpg="http://schemas.microsoft.com/office/word/2010/wordprocessingGroup" xmlns:wpi="http://schemas.microsoft.com/office/word/2010/wordprocessingInk" xmlns:wne="http://schemas.microsoft.com/office/word/2006/wordml" xmlns:wps="http://schemas.microsoft.com/office/word/2010/wordprocessingShape" mc:Ignorable="w14 w15 w16se w16cid w16 w16cex w16sdtdh w16sdtfl w16du wp14">
   <w:endnote w:type="separator" w:id="-1">
     <w:p>
       <w:r>
@@ -905,7 +899,7 @@
 </file>
 
 <file path=word/footnotes.xml><?xml version="1.0" encoding="utf-8"?>
-<w:footnotes xmlns:wpc="http://schemas.microsoft.com/office/word/2010/wordprocessingCanvas" xmlns:cx="http://schemas.microsoft.com/office/drawing/2014/chartex" xmlns:cx1="http://schemas.microsoft.com/office/drawing/2015/9/8/chartex" xmlns:cx2="http://schemas.microsoft.com/office/drawing/2015/10/21/chartex" xmlns:cx3="http://schemas.microsoft.com/office/drawing/2016/5/9/chartex" xmlns:cx4="http://schemas.microsoft.com/office/drawing/2016/5/10/chartex" xmlns:cx5="http://schemas.microsoft.com/office/drawing/2016/5/11/chartex" xmlns:cx6="http://schemas.microsoft.com/office/drawing/2016/5/12/chartex" xmlns:cx7="http://schemas.microsoft.com/office/drawing/2016/5/13/chartex" xmlns:cx8="http://schemas.microsoft.com/office/drawing/2016/5/14/chartex" xmlns:mc="http://schemas.openxmlformats.org/markup-compatibility/2006" xmlns:aink="http://schemas.microsoft.com/office/drawing/2016/ink" xmlns:am3d="http://schemas.microsoft.com/office/drawing/2017/model3d" xmlns:o="urn:schemas-microsoft-com:office:office" xmlns:oel="http://schemas.microsoft.com/office/2019/extlst" xmlns:r="http://schemas.openxmlformats.org/officeDocument/2006/relationships" xmlns:m="http://schemas.openxmlformats.org/officeDocument/2006/math" xmlns:v="urn:schemas-microsoft-com:vml" xmlns:wp14="http://schemas.microsoft.com/office/word/2010/wordprocessingDrawing" xmlns:wp="http://schemas.openxmlformats.org/drawingml/2006/wordprocessingDrawing" xmlns:w10="urn:schemas-microsoft-com:office:word" xmlns:w="http://schemas.openxmlformats.org/wordprocessingml/2006/main" xmlns:w14="http://schemas.microsoft.com/office/word/2010/wordml" xmlns:w15="http://schemas.microsoft.com/office/word/2012/wordml" xmlns:w16cei="http://schemas.microsoft.com/office/word/2026/wordml/cei" xmlns:w16cex="http://schemas.microsoft.com/office/word/2018/wordml/cex" xmlns:w16cid="http://schemas.microsoft.com/office/word/2016/wordml/cid" xmlns:w16="http://schemas.microsoft.com/office/word/2018/wordml" xmlns:w16du="http://schemas.microsoft.com/office/word/2023/wordml/word16du" xmlns:w16sdtdh="http://schemas.microsoft.com/office/word/2020/wordml/sdtdatahash" xmlns:w16sdtfl="http://schemas.microsoft.com/office/word/2024/wordml/sdtformatlock" xmlns:w16se="http://schemas.microsoft.com/office/word/2015/wordml/symex" xmlns:wpg="http://schemas.microsoft.com/office/word/2010/wordprocessingGroup" xmlns:wpi="http://schemas.microsoft.com/office/word/2010/wordprocessingInk" xmlns:wne="http://schemas.microsoft.com/office/word/2006/wordml" xmlns:wps="http://schemas.microsoft.com/office/word/2010/wordprocessingShape" mc:Ignorable="w14 w15 w16se w16cid w16 w16cex w16sdtdh w16sdtfl w16du wp14">
+<w:footnotes xmlns:wpc="http://schemas.microsoft.com/office/word/2010/wordprocessingCanvas" xmlns:cx="http://schemas.microsoft.com/office/drawing/2014/chartex" xmlns:cx1="http://schemas.microsoft.com/office/drawing/2015/9/8/chartex" xmlns:cx2="http://schemas.microsoft.com/office/drawing/2015/10/21/chartex" xmlns:cx3="http://schemas.microsoft.com/office/drawing/2016/5/9/chartex" xmlns:cx4="http://schemas.microsoft.com/office/drawing/2016/5/10/chartex" xmlns:cx5="http://schemas.microsoft.com/office/drawing/2016/5/11/chartex" xmlns:cx6="http://schemas.microsoft.com/office/drawing/2016/5/12/chartex" xmlns:cx7="http://schemas.microsoft.com/office/drawing/2016/5/13/chartex" xmlns:cx8="http://schemas.microsoft.com/office/drawing/2016/5/14/chartex" xmlns:mc="http://schemas.openxmlformats.org/markup-compatibility/2006" xmlns:aink="http://schemas.microsoft.com/office/drawing/2016/ink" xmlns:am3d="http://schemas.microsoft.com/office/drawing/2017/model3d" xmlns:o="urn:schemas-microsoft-com:office:office" xmlns:oel="http://schemas.microsoft.com/office/2019/extlst" xmlns:r="http://schemas.openxmlformats.org/officeDocument/2006/relationships" xmlns:m="http://schemas.openxmlformats.org/officeDocument/2006/math" xmlns:v="urn:schemas-microsoft-com:vml" xmlns:wp14="http://schemas.microsoft.com/office/word/2010/wordprocessingDrawing" xmlns:wp="http://schemas.openxmlformats.org/drawingml/2006/wordprocessingDrawing" xmlns:w10="urn:schemas-microsoft-com:office:word" xmlns:w="http://schemas.openxmlformats.org/wordprocessingml/2006/main" xmlns:w14="http://schemas.microsoft.com/office/word/2010/wordml" xmlns:w15="http://schemas.microsoft.com/office/word/2012/wordml" xmlns:w16cex="http://schemas.microsoft.com/office/word/2018/wordml/cex" xmlns:w16cid="http://schemas.microsoft.com/office/word/2016/wordml/cid" xmlns:w16="http://schemas.microsoft.com/office/word/2018/wordml" xmlns:w16du="http://schemas.microsoft.com/office/word/2023/wordml/word16du" xmlns:w16sdtdh="http://schemas.microsoft.com/office/word/2020/wordml/sdtdatahash" xmlns:w16sdtfl="http://schemas.microsoft.com/office/word/2024/wordml/sdtformatlock" xmlns:w16se="http://schemas.microsoft.com/office/word/2015/wordml/symex" xmlns:wpg="http://schemas.microsoft.com/office/word/2010/wordprocessingGroup" xmlns:wpi="http://schemas.microsoft.com/office/word/2010/wordprocessingInk" xmlns:wne="http://schemas.microsoft.com/office/word/2006/wordml" xmlns:wps="http://schemas.microsoft.com/office/word/2010/wordprocessingShape" mc:Ignorable="w14 w15 w16se w16cid w16 w16cex w16sdtdh w16sdtfl w16du wp14">
   <w:footnote w:type="separator" w:id="-1">
     <w:p>
       <w:r>
@@ -924,7 +918,7 @@
 </file>
 
 <file path=word/numbering.xml><?xml version="1.0" encoding="utf-8"?>
-<w:numbering xmlns:wpc="http://schemas.microsoft.com/office/word/2010/wordprocessingCanvas" xmlns:cx="http://schemas.microsoft.com/office/drawing/2014/chartex" xmlns:cx1="http://schemas.microsoft.com/office/drawing/2015/9/8/chartex" xmlns:cx2="http://schemas.microsoft.com/office/drawing/2015/10/21/chartex" xmlns:cx3="http://schemas.microsoft.com/office/drawing/2016/5/9/chartex" xmlns:cx4="http://schemas.microsoft.com/office/drawing/2016/5/10/chartex" xmlns:cx5="http://schemas.microsoft.com/office/drawing/2016/5/11/chartex" xmlns:cx6="http://schemas.microsoft.com/office/drawing/2016/5/12/chartex" xmlns:cx7="http://schemas.microsoft.com/office/drawing/2016/5/13/chartex" xmlns:cx8="http://schemas.microsoft.com/office/drawing/2016/5/14/chartex" xmlns:mc="http://schemas.openxmlformats.org/markup-compatibility/2006" xmlns:aink="http://schemas.microsoft.com/office/drawing/2016/ink" xmlns:am3d="http://schemas.microsoft.com/office/drawing/2017/model3d" xmlns:o="urn:schemas-microsoft-com:office:office" xmlns:oel="http://schemas.microsoft.com/office/2019/extlst" xmlns:r="http://schemas.openxmlformats.org/officeDocument/2006/relationships" xmlns:m="http://schemas.openxmlformats.org/officeDocument/2006/math" xmlns:v="urn:schemas-microsoft-com:vml" xmlns:wp14="http://schemas.microsoft.com/office/word/2010/wordprocessingDrawing" xmlns:wp="http://schemas.openxmlformats.org/drawingml/2006/wordprocessingDrawing" xmlns:w10="urn:schemas-microsoft-com:office:word" xmlns:w="http://schemas.openxmlformats.org/wordprocessingml/2006/main" xmlns:w14="http://schemas.microsoft.com/office/word/2010/wordml" xmlns:w15="http://schemas.microsoft.com/office/word/2012/wordml" xmlns:w16cei="http://schemas.microsoft.com/office/word/2026/wordml/cei" xmlns:w16cex="http://schemas.microsoft.com/office/word/2018/wordml/cex" xmlns:w16cid="http://schemas.microsoft.com/office/word/2016/wordml/cid" xmlns:w16="http://schemas.microsoft.com/office/word/2018/wordml" xmlns:w16du="http://schemas.microsoft.com/office/word/2023/wordml/word16du" xmlns:w16sdtdh="http://schemas.microsoft.com/office/word/2020/wordml/sdtdatahash" xmlns:w16sdtfl="http://schemas.microsoft.com/office/word/2024/wordml/sdtformatlock" xmlns:w16se="http://schemas.microsoft.com/office/word/2015/wordml/symex" xmlns:wpg="http://schemas.microsoft.com/office/word/2010/wordprocessingGroup" xmlns:wpi="http://schemas.microsoft.com/office/word/2010/wordprocessingInk" xmlns:wne="http://schemas.microsoft.com/office/word/2006/wordml" xmlns:wps="http://schemas.microsoft.com/office/word/2010/wordprocessingShape" mc:Ignorable="w14 w15 w16se w16cid w16 w16cex w16sdtdh w16sdtfl w16du wp14">
+<w:numbering xmlns:wpc="http://schemas.microsoft.com/office/word/2010/wordprocessingCanvas" xmlns:cx="http://schemas.microsoft.com/office/drawing/2014/chartex" xmlns:cx1="http://schemas.microsoft.com/office/drawing/2015/9/8/chartex" xmlns:cx2="http://schemas.microsoft.com/office/drawing/2015/10/21/chartex" xmlns:cx3="http://schemas.microsoft.com/office/drawing/2016/5/9/chartex" xmlns:cx4="http://schemas.microsoft.com/office/drawing/2016/5/10/chartex" xmlns:cx5="http://schemas.microsoft.com/office/drawing/2016/5/11/chartex" xmlns:cx6="http://schemas.microsoft.com/office/drawing/2016/5/12/chartex" xmlns:cx7="http://schemas.microsoft.com/office/drawing/2016/5/13/chartex" xmlns:cx8="http://schemas.microsoft.com/office/drawing/2016/5/14/chartex" xmlns:mc="http://schemas.openxmlformats.org/markup-compatibility/2006" xmlns:aink="http://schemas.microsoft.com/office/drawing/2016/ink" xmlns:am3d="http://schemas.microsoft.com/office/drawing/2017/model3d" xmlns:o="urn:schemas-microsoft-com:office:office" xmlns:oel="http://schemas.microsoft.com/office/2019/extlst" xmlns:r="http://schemas.openxmlformats.org/officeDocument/2006/relationships" xmlns:m="http://schemas.openxmlformats.org/officeDocument/2006/math" xmlns:v="urn:schemas-microsoft-com:vml" xmlns:wp14="http://schemas.microsoft.com/office/word/2010/wordprocessingDrawing" xmlns:wp="http://schemas.openxmlformats.org/drawingml/2006/wordprocessingDrawing" xmlns:w10="urn:schemas-microsoft-com:office:word" xmlns:w="http://schemas.openxmlformats.org/wordprocessingml/2006/main" xmlns:w14="http://schemas.microsoft.com/office/word/2010/wordml" xmlns:w15="http://schemas.microsoft.com/office/word/2012/wordml" xmlns:w16cex="http://schemas.microsoft.com/office/word/2018/wordml/cex" xmlns:w16cid="http://schemas.microsoft.com/office/word/2016/wordml/cid" xmlns:w16="http://schemas.microsoft.com/office/word/2018/wordml" xmlns:w16du="http://schemas.microsoft.com/office/word/2023/wordml/word16du" xmlns:w16sdtdh="http://schemas.microsoft.com/office/word/2020/wordml/sdtdatahash" xmlns:w16sdtfl="http://schemas.microsoft.com/office/word/2024/wordml/sdtformatlock" xmlns:w16se="http://schemas.microsoft.com/office/word/2015/wordml/symex" xmlns:wpg="http://schemas.microsoft.com/office/word/2010/wordprocessingGroup" xmlns:wpi="http://schemas.microsoft.com/office/word/2010/wordprocessingInk" xmlns:wne="http://schemas.microsoft.com/office/word/2006/wordml" xmlns:wps="http://schemas.microsoft.com/office/word/2010/wordprocessingShape" mc:Ignorable="w14 w15 w16se w16cid w16 w16cex w16sdtdh w16sdtfl w16du wp14">
   <w:abstractNum w:abstractNumId="0" w15:restartNumberingAfterBreak="0">
     <w:nsid w:val="54F86E1F"/>
     <w:multiLevelType w:val="hybridMultilevel"/>
